--- a/education/guias_laboratorio/GUIA_LAB_04_MOVEIT2_EJECUCION_SEGURA.docx
+++ b/education/guias_laboratorio/GUIA_LAB_04_MOVEIT2_EJECUCION_SEGURA.docx
@@ -889,6 +889,7 @@
                 <w:b w:val="0"/>
                 <w:sz w:val="16"/>
               </w:rPr>
+              <w:t>Instrumento ABET de entrega</w:t>
             </w:r>
           </w:p>
         </w:tc>
@@ -918,6 +919,7 @@
                 <w:b w:val="0"/>
                 <w:sz w:val="16"/>
               </w:rPr>
+              <w:t>Se crea INSTRUMENTO_ABET_LAB_04_MOVEIT2_EJECUCION_SEGURA (Markdown y Word) con las Tablas 1 a 6, las evidencias E1 a E9, el cuestionario, el Anexo A y las rúbricas de C1 a C5. Las secciones 5.2 y 8 lo citan como formato de entrega.</w:t>
             </w:r>
           </w:p>
         </w:tc>
@@ -948,6 +950,7 @@
                 <w:b w:val="0"/>
                 <w:sz w:val="16"/>
               </w:rPr>
+              <w:t>21/10/2026</w:t>
             </w:r>
           </w:p>
         </w:tc>
@@ -7184,7 +7187,7 @@
                 <w:b w:val="0"/>
                 <w:sz w:val="16"/>
               </w:rPr>
-              <w:t>Instrumento de entrega del laboratorio (DOCX)</w:t>
+              <w:t>Instrumento de entrega del laboratorio (DOCX) con las Tablas 1 a 6, más los registros .jsonl</w:t>
             </w:r>
           </w:p>
         </w:tc>
@@ -8457,6 +8460,7 @@
                 <w:color w:val="FFFFFF"/>
                 <w:sz w:val="16"/>
               </w:rPr>
+              <w:t>N.º</w:t>
             </w:r>
           </w:p>
         </w:tc>
@@ -9924,7 +9928,7 @@
           <w:i w:val="0"/>
           <w:sz w:val="18"/>
         </w:rPr>
-        <w:t>Las tablas se diligencian en el instrumento de entrega. Aquí se reproducen como referencia para la sesión.</w:t>
+        <w:t>Las tablas se diligencian en el instrumento de entrega, INSTRUMENTO_ABET_LAB_04_MOVEIT2_EJECUCION_SEGURA.docx, que se entrega como C3_L04_G&lt;grupo&gt;_&lt;codigo1&gt;_&lt;codigo2&gt;_v1.docx. Con él se adjuntan metas_eqNN.yaml, los archivos seco.jsonl, fake.jsonl y real.jsonl que escribe el ejecutor (report_file) y la salida de ros2 bag info de la bolsa de la Fase 6. Aquí se reproducen como referencia para la sesión.</w:t>
       </w:r>
     </w:p>
     <w:p>
@@ -9958,9 +9962,8 @@
         <w:tblLook w:val="04A0" w:firstRow="1" w:lastRow="0" w:firstColumn="1" w:lastColumn="0" w:noHBand="0" w:noVBand="1"/>
       </w:tblPr>
       <w:tblGrid>
-        <w:gridCol w:w="4139"/>
-        <w:gridCol w:w="2194"/>
-        <w:gridCol w:w="3311"/>
+        <w:gridCol w:w="5352"/>
+        <w:gridCol w:w="4286"/>
       </w:tblGrid>
       <w:tr>
         <w:trPr>
@@ -9969,7 +9972,7 @@
         </w:trPr>
         <w:tc>
           <w:tcPr>
-            <w:tcW w:type="dxa" w:w="4139"/>
+            <w:tcW w:type="dxa" w:w="5352"/>
             <w:tcMar>
               <w:top w:w="90" w:type="dxa"/>
               <w:start w:w="90" w:type="dxa"/>
@@ -9998,7 +10001,7 @@
         </w:tc>
         <w:tc>
           <w:tcPr>
-            <w:tcW w:type="dxa" w:w="2194"/>
+            <w:tcW w:type="dxa" w:w="4286"/>
             <w:tcMar>
               <w:top w:w="90" w:type="dxa"/>
               <w:start w:w="90" w:type="dxa"/>
@@ -10022,34 +10025,6 @@
                 <w:sz w:val="16"/>
               </w:rPr>
               <w:t>Valor</w:t>
-            </w:r>
-          </w:p>
-        </w:tc>
-        <w:tc>
-          <w:tcPr>
-            <w:tcW w:type="dxa" w:w="3311"/>
-            <w:tcMar>
-              <w:top w:w="90" w:type="dxa"/>
-              <w:start w:w="90" w:type="dxa"/>
-              <w:bottom w:w="90" w:type="dxa"/>
-              <w:end w:w="90" w:type="dxa"/>
-            </w:tcMar>
-            <w:shd w:fill="1F4E79"/>
-            <w:vAlign w:val="center"/>
-          </w:tcPr>
-          <w:p>
-            <w:pPr>
-              <w:spacing w:after="0" w:before="0"/>
-              <w:jc w:val="center"/>
-            </w:pPr>
-            <w:r/>
-            <w:r>
-              <w:rPr>
-                <w:rFonts w:ascii="Arial" w:hAnsi="Arial"/>
-                <w:b/>
-                <w:color w:val="FFFFFF"/>
-                <w:sz w:val="16"/>
-              </w:rPr>
             </w:r>
           </w:p>
         </w:tc>
@@ -10060,7 +10035,7 @@
         </w:trPr>
         <w:tc>
           <w:tcPr>
-            <w:tcW w:type="dxa" w:w="4139"/>
+            <w:tcW w:type="dxa" w:w="5352"/>
             <w:tcMar>
               <w:top w:w="90" w:type="dxa"/>
               <w:start w:w="90" w:type="dxa"/>
@@ -10087,33 +10062,7 @@
         </w:tc>
         <w:tc>
           <w:tcPr>
-            <w:tcW w:type="dxa" w:w="2194"/>
-            <w:tcMar>
-              <w:top w:w="90" w:type="dxa"/>
-              <w:start w:w="90" w:type="dxa"/>
-              <w:bottom w:w="90" w:type="dxa"/>
-              <w:end w:w="90" w:type="dxa"/>
-            </w:tcMar>
-            <w:vAlign w:val="center"/>
-          </w:tcPr>
-          <w:p>
-            <w:pPr>
-              <w:spacing w:after="0" w:before="0"/>
-              <w:jc w:val="left"/>
-            </w:pPr>
-            <w:r/>
-            <w:r>
-              <w:rPr>
-                <w:rFonts w:ascii="Arial" w:hAnsi="Arial"/>
-                <w:b w:val="0"/>
-                <w:sz w:val="16"/>
-              </w:rPr>
-            </w:r>
-          </w:p>
-        </w:tc>
-        <w:tc>
-          <w:tcPr>
-            <w:tcW w:type="dxa" w:w="3311"/>
+            <w:tcW w:type="dxa" w:w="4286"/>
             <w:tcMar>
               <w:top w:w="90" w:type="dxa"/>
               <w:start w:w="90" w:type="dxa"/>
@@ -10144,7 +10093,7 @@
         </w:trPr>
         <w:tc>
           <w:tcPr>
-            <w:tcW w:type="dxa" w:w="4139"/>
+            <w:tcW w:type="dxa" w:w="5352"/>
             <w:tcMar>
               <w:top w:w="90" w:type="dxa"/>
               <w:start w:w="90" w:type="dxa"/>
@@ -10166,41 +10115,13 @@
                 <w:b w:val="0"/>
                 <w:sz w:val="16"/>
               </w:rPr>
-              <w:t>Versión de MoveIt (ros2 pkg xml moveit_ros_move_group \</w:t>
-            </w:r>
-          </w:p>
-        </w:tc>
-        <w:tc>
-          <w:tcPr>
-            <w:tcW w:type="dxa" w:w="2194"/>
-            <w:tcMar>
-              <w:top w:w="90" w:type="dxa"/>
-              <w:start w:w="90" w:type="dxa"/>
-              <w:bottom w:w="90" w:type="dxa"/>
-              <w:end w:w="90" w:type="dxa"/>
-            </w:tcMar>
-            <w:shd w:fill="F2F2F2"/>
-            <w:vAlign w:val="center"/>
-          </w:tcPr>
-          <w:p>
-            <w:pPr>
-              <w:spacing w:after="0" w:before="0"/>
-              <w:jc w:val="left"/>
-            </w:pPr>
-            <w:r/>
-            <w:r>
-              <w:rPr>
-                <w:rFonts w:ascii="Arial" w:hAnsi="Arial"/>
-                <w:b w:val="0"/>
-                <w:sz w:val="16"/>
-              </w:rPr>
-              <w:t>grep version)</w:t>
-            </w:r>
-          </w:p>
-        </w:tc>
-        <w:tc>
-          <w:tcPr>
-            <w:tcW w:type="dxa" w:w="3311"/>
+              <w:t>Versión de MoveIt (ros2 pkg xml moveit_ros_move_group | grep version)</w:t>
+            </w:r>
+          </w:p>
+        </w:tc>
+        <w:tc>
+          <w:tcPr>
+            <w:tcW w:type="dxa" w:w="4286"/>
             <w:tcMar>
               <w:top w:w="90" w:type="dxa"/>
               <w:start w:w="90" w:type="dxa"/>
@@ -10232,7 +10153,7 @@
         </w:trPr>
         <w:tc>
           <w:tcPr>
-            <w:tcW w:type="dxa" w:w="4139"/>
+            <w:tcW w:type="dxa" w:w="5352"/>
             <w:tcMar>
               <w:top w:w="90" w:type="dxa"/>
               <w:start w:w="90" w:type="dxa"/>
@@ -10259,33 +10180,7 @@
         </w:tc>
         <w:tc>
           <w:tcPr>
-            <w:tcW w:type="dxa" w:w="2194"/>
-            <w:tcMar>
-              <w:top w:w="90" w:type="dxa"/>
-              <w:start w:w="90" w:type="dxa"/>
-              <w:bottom w:w="90" w:type="dxa"/>
-              <w:end w:w="90" w:type="dxa"/>
-            </w:tcMar>
-            <w:vAlign w:val="center"/>
-          </w:tcPr>
-          <w:p>
-            <w:pPr>
-              <w:spacing w:after="0" w:before="0"/>
-              <w:jc w:val="left"/>
-            </w:pPr>
-            <w:r/>
-            <w:r>
-              <w:rPr>
-                <w:rFonts w:ascii="Arial" w:hAnsi="Arial"/>
-                <w:b w:val="0"/>
-                <w:sz w:val="16"/>
-              </w:rPr>
-            </w:r>
-          </w:p>
-        </w:tc>
-        <w:tc>
-          <w:tcPr>
-            <w:tcW w:type="dxa" w:w="3311"/>
+            <w:tcW w:type="dxa" w:w="4286"/>
             <w:tcMar>
               <w:top w:w="90" w:type="dxa"/>
               <w:start w:w="90" w:type="dxa"/>
@@ -10316,7 +10211,7 @@
         </w:trPr>
         <w:tc>
           <w:tcPr>
-            <w:tcW w:type="dxa" w:w="4139"/>
+            <w:tcW w:type="dxa" w:w="5352"/>
             <w:tcMar>
               <w:top w:w="90" w:type="dxa"/>
               <w:start w:w="90" w:type="dxa"/>
@@ -10344,34 +10239,7 @@
         </w:tc>
         <w:tc>
           <w:tcPr>
-            <w:tcW w:type="dxa" w:w="2194"/>
-            <w:tcMar>
-              <w:top w:w="90" w:type="dxa"/>
-              <w:start w:w="90" w:type="dxa"/>
-              <w:bottom w:w="90" w:type="dxa"/>
-              <w:end w:w="90" w:type="dxa"/>
-            </w:tcMar>
-            <w:shd w:fill="F2F2F2"/>
-            <w:vAlign w:val="center"/>
-          </w:tcPr>
-          <w:p>
-            <w:pPr>
-              <w:spacing w:after="0" w:before="0"/>
-              <w:jc w:val="left"/>
-            </w:pPr>
-            <w:r/>
-            <w:r>
-              <w:rPr>
-                <w:rFonts w:ascii="Arial" w:hAnsi="Arial"/>
-                <w:b w:val="0"/>
-                <w:sz w:val="16"/>
-              </w:rPr>
-            </w:r>
-          </w:p>
-        </w:tc>
-        <w:tc>
-          <w:tcPr>
-            <w:tcW w:type="dxa" w:w="3311"/>
+            <w:tcW w:type="dxa" w:w="4286"/>
             <w:tcMar>
               <w:top w:w="90" w:type="dxa"/>
               <w:start w:w="90" w:type="dxa"/>
@@ -12276,6 +12144,7 @@
                 <w:color w:val="FFFFFF"/>
                 <w:sz w:val="15"/>
               </w:rPr>
+              <w:t>N.º</w:t>
             </w:r>
           </w:p>
         </w:tc>

--- a/education/guias_laboratorio/GUIA_LAB_04_MOVEIT2_EJECUCION_SEGURA.docx
+++ b/education/guias_laboratorio/GUIA_LAB_04_MOVEIT2_EJECUCION_SEGURA.docx
@@ -982,6 +982,7 @@
                 <w:b w:val="0"/>
                 <w:sz w:val="16"/>
               </w:rPr>
+              <w:t>Aviso de sincronización con la base del curso</w:t>
             </w:r>
           </w:p>
         </w:tc>
@@ -1011,6 +1012,7 @@
                 <w:b w:val="0"/>
                 <w:sz w:val="16"/>
               </w:rPr>
+              <w:t>Igual que en los talleres, la guía empieza recordando sincronizar el repositorio privado del equipo con la base del curso (base-latest) antes del laboratorio.</w:t>
             </w:r>
           </w:p>
         </w:tc>
@@ -1041,6 +1043,7 @@
                 <w:b w:val="0"/>
                 <w:sz w:val="16"/>
               </w:rPr>
+              <w:t>21/10/2026</w:t>
             </w:r>
           </w:p>
         </w:tc>
@@ -1810,6 +1813,69 @@
           <w:sz w:val="18"/>
         </w:rPr>
         <w:t>VIII – IX</w:t>
+      </w:r>
+    </w:p>
+    <w:tbl>
+      <w:tblPr>
+        <w:tblW w:type="auto" w:w="0"/>
+        <w:jc w:val="center"/>
+        <w:tblLook w:firstColumn="1" w:firstRow="1" w:lastColumn="0" w:lastRow="0" w:noHBand="0" w:noVBand="1" w:val="04A0"/>
+      </w:tblPr>
+      <w:tblGrid>
+        <w:gridCol w:w="8840"/>
+      </w:tblGrid>
+      <w:tr>
+        <w:tc>
+          <w:tcPr>
+            <w:tcW w:type="dxa" w:w="8840"/>
+            <w:shd w:fill="D9EAF7"/>
+            <w:tcMar>
+              <w:top w:w="120" w:type="dxa"/>
+              <w:start w:w="140" w:type="dxa"/>
+              <w:bottom w:w="120" w:type="dxa"/>
+              <w:end w:w="140" w:type="dxa"/>
+            </w:tcMar>
+          </w:tcPr>
+          <w:p>
+            <w:pPr>
+              <w:spacing w:after="0"/>
+            </w:pPr>
+            <w:r/>
+            <w:r>
+              <w:rPr>
+                <w:rFonts w:ascii="Arial" w:hAnsi="Arial"/>
+                <w:b/>
+                <w:sz w:val="16"/>
+              </w:rPr>
+              <w:t xml:space="preserve">IMPORTANTE: </w:t>
+            </w:r>
+            <w:r>
+              <w:rPr>
+                <w:rFonts w:ascii="Arial" w:hAnsi="Arial"/>
+                <w:sz w:val="16"/>
+              </w:rPr>
+              <w:t>Actualización del Repositorio Privado del Equipo:</w:t>
+              <w:br/>
+              <w:t>Antes de iniciar o continuar con este laboratorio, asegúrese de haber sincronizado su repositorio privado de equipo con los últimos cambios de la base del curso. Consulte la Guía Oficial de Sincronización y Actualizaciones (education/proyectos_evaluables/ACTUALIZACIONES_BASE_CORTE_1.md) para realizar este proceso correctamente.</w:t>
+            </w:r>
+          </w:p>
+        </w:tc>
+      </w:tr>
+    </w:tbl>
+    <w:p>
+      <w:pPr>
+        <w:keepNext w:val="0"/>
+        <w:spacing w:before="0" w:after="80" w:line="240" w:lineRule="auto"/>
+        <w:ind w:left="0" w:firstLine="0"/>
+        <w:jc w:val="both"/>
+      </w:pPr>
+      <w:r>
+        <w:rPr>
+          <w:rFonts w:ascii="Arial" w:hAnsi="Arial"/>
+          <w:b w:val="0"/>
+          <w:i w:val="0"/>
+          <w:sz w:val="4"/>
+        </w:rPr>
       </w:r>
     </w:p>
     <w:p>
@@ -7395,7 +7461,7 @@
           <w:i w:val="0"/>
           <w:sz w:val="18"/>
         </w:rPr>
-        <w:t>1. Actualice el repositorio del grupo con la base del curso y compile:</w:t>
+        <w:t>1. Actualice el repositorio del grupo con la base del curso (Guía de Sincronización) y compile:</w:t>
       </w:r>
     </w:p>
     <w:tbl>
